--- a/Biên bản họp 3.docx
+++ b/Biên bản họp 3.docx
@@ -424,15 +424,9 @@
               <w:rPr>
                 <w:rFonts w:ascii="Times New Roman" w:eastAsia="Times New Roman" w:hAnsi="Times New Roman" w:cs="Times New Roman"/>
                 <w:color w:val="000000"/>
-              </w:rPr>
-              <w:t>/</w:t>
-            </w:r>
-            <w:r>
-              <w:rPr>
-                <w:rFonts w:ascii="Times New Roman" w:eastAsia="Times New Roman" w:hAnsi="Times New Roman" w:cs="Times New Roman"/>
-                <w:color w:val="000000"/>
-              </w:rPr>
-              <w:t>05</w:t>
+                <w:lang w:val="vi-VN"/>
+              </w:rPr>
+              <w:t>/05</w:t>
             </w:r>
             <w:r>
               <w:rPr>
@@ -621,7 +615,7 @@
                 <w:sz w:val="24"/>
                 <w:szCs w:val="24"/>
               </w:rPr>
-              <w:t>Kiểm tra tiến độ lập trình thực tế, gỡ lỗi (debug) quá trình tích hợp giữa Backend, Frontend và Extension do sinh viên tự thực hiện.</w:t>
+              <w:t>Báo cáo tiến độ xây dựng mã nguồn nền tảng, hoàn thiện hệ thống cơ sở dữ liệu vật lý và các chức năng CRUD cơ bản trên cả Frontend và Backend.</w:t>
             </w:r>
           </w:p>
         </w:tc>
@@ -1290,7 +1284,7 @@
                 <w:szCs w:val="24"/>
                 <w:lang w:val="vi-VN"/>
               </w:rPr>
-              <w:t>Thảo luận 1: Sinh viên demo luồng đăng nhập và cấp JWT Token. Hệ thống hoạt động tốt, tuy nhiên GVHD yêu cầu chuyển vị trí lưu Token từ LocalStorage sang HttpOnly Cookie để chống tấn công XSS.</w:t>
+              <w:t>Thảo luận 1: Sinh viên báo cáo việc hoàn thành cấu hình cơ sở dữ liệu PostgreSQL qua Prisma và khởi tạo thành công hệ thống server Express.js. Luồng xác thực đăng ký/đăng nhập và cấp mã Token JWT hoạt động ổn định.</w:t>
             </w:r>
           </w:p>
         </w:tc>
@@ -1330,7 +1324,7 @@
                 <w:sz w:val="24"/>
                 <w:szCs w:val="24"/>
               </w:rPr>
-              <w:t>Thảo luận 2: Demo luồng kích hoạt Workspace Combo. Gặp hiện tượng Extension mở tab bị nghẽn (chậm) khi số lượng URL lớn hơn 10. Đề xuất thêm hàm delay nhỏ (setTimeout) giữa các lần mở tab.</w:t>
+              <w:t>Thảo luận 2: Giao diện Next.js đã dựng xong bộ khung Dashboard và các component quản lý danh sách. Tuy nhiên, GVHD nhắc nhở cần lưu ý việc xử lý đồng bộ trạng thái danh sách công việc khi thực hiện các thao tác Thêm/Xóa nhanh để tránh lỗi bất đồng bộ dữ liệu trên UI.</w:t>
             </w:r>
           </w:p>
         </w:tc>
@@ -1367,7 +1361,7 @@
                 <w:szCs w:val="21"/>
                 <w:lang w:val="vi-VN"/>
               </w:rPr>
-              <w:t>Quyết định 1 (Giao việc): Sinh viên sửa lại luồng trả JWT Token trên Express.js theo góp ý.</w:t>
+              <w:t>Quyết định 1 (Giao việc): Sinh viên tiếp tục hoàn thiện triệt để các API liên quan đến lưu trữ đường dẫn URL (Resource) của tầng Backend và tối ưu hóa việc phân tách các lớp Controller - Service</w:t>
             </w:r>
           </w:p>
         </w:tc>
@@ -1407,7 +1401,7 @@
                 <w:sz w:val="24"/>
                 <w:szCs w:val="24"/>
               </w:rPr>
-              <w:t>Quyết định 2 (Giao việc): Sinh viên tối ưu hóa vòng lặp chrome.tabs.create bên phía Extension để giảm độ trễ, đồng thời ghép nối toàn bộ API với giao diện UI, bổ sung Toast Notification thông báo.</w:t>
+              <w:t>Quyết định 2 (Giao việc): Sinh viên bắt đầu xây dựng dự án Browser Extension độc lập, cấu hình các quyền cơ bản trong manifest.json.</w:t>
             </w:r>
           </w:p>
         </w:tc>
@@ -1746,7 +1740,7 @@
                 <w:sz w:val="24"/>
                 <w:szCs w:val="24"/>
               </w:rPr>
-              <w:t>Kiểm thử toàn diện hệ thống và duyệt nội dung Báo cáo Đồ án bản nháp.</w:t>
+              <w:t>Đánh giá luồng tích hợp truyền tin và thực thi tự động mở tab của Browser Extension.</w:t>
             </w:r>
           </w:p>
         </w:tc>
@@ -2301,7 +2295,6 @@
   <w:style w:type="character" w:default="1" w:styleId="Phngmcinhcuaoanvn">
     <w:name w:val="Default Paragraph Font"/>
     <w:uiPriority w:val="1"/>
-    <w:semiHidden/>
     <w:unhideWhenUsed/>
   </w:style>
   <w:style w:type="table" w:default="1" w:styleId="BangThngthng">
